--- a/2Semestre/PraticasExt/Entregas/Relatorio_Parcial_Monitoria_EngSoftware_I.docx
+++ b/2Semestre/PraticasExt/Entregas/Relatorio_Parcial_Monitoria_EngSoftware_I.docx
@@ -501,58 +501,50 @@
     </w:p>
     <w:p>
       <w:pPr>
+        <w:ind w:left="4536"/>
+        <w:jc w:val="both"/>
+        <w:rPr>
+          <w:rFonts w:ascii="Arial" w:eastAsia="Arial" w:hAnsi="Arial" w:cs="Arial"/>
+          <w:sz w:val="24"/>
+          <w:szCs w:val="24"/>
+        </w:rPr>
+      </w:pPr>
+      <w:r>
+        <w:rPr>
+          <w:rFonts w:ascii="Arial" w:eastAsia="Arial" w:hAnsi="Arial" w:cs="Arial"/>
+          <w:sz w:val="24"/>
+          <w:szCs w:val="24"/>
+        </w:rPr>
+        <w:t xml:space="preserve">Relatório parcial de atividades extensionistas, apresentado à disciplina de Práticas de Extensão V, do curso de Bacharelado em Ciência da Computação do Instituto Federal do Paraná Campus Pinhais, sob a orientação da professora Lauriana Paludo.</w:t>
+      </w:r>
+    </w:p>
+    <w:p>
+      <w:pPr>
         <w:jc w:val="center"/>
         <w:rPr>
           <w:rFonts w:ascii="Arial" w:eastAsia="Arial" w:hAnsi="Arial" w:cs="Arial"/>
           <w:b/>
           <w:bCs/>
-          <w:sz w:val="32"/>
-          <w:szCs w:val="32"/>
-        </w:rPr>
-      </w:pPr>
-    </w:p>
-    <w:p>
-      <w:pPr>
-        <w:jc w:val="center"/>
+        </w:rPr>
+      </w:pPr>
+    </w:p>
+    <w:p>
+      <w:pPr>
         <w:rPr>
           <w:rFonts w:ascii="Arial" w:eastAsia="Arial" w:hAnsi="Arial" w:cs="Arial"/>
           <w:b/>
           <w:bCs/>
-          <w:sz w:val="32"/>
-          <w:szCs w:val="32"/>
-        </w:rPr>
-      </w:pPr>
-    </w:p>
-    <w:p>
-      <w:pPr>
-        <w:jc w:val="center"/>
+        </w:rPr>
+      </w:pPr>
+    </w:p>
+    <w:p>
+      <w:pPr>
         <w:rPr>
           <w:rFonts w:ascii="Arial" w:eastAsia="Arial" w:hAnsi="Arial" w:cs="Arial"/>
           <w:b/>
           <w:bCs/>
-          <w:sz w:val="32"/>
-          <w:szCs w:val="32"/>
-        </w:rPr>
-      </w:pPr>
-    </w:p>
-    <w:p>
-      <w:pPr>
-        <w:ind w:left="4536"/>
-        <w:jc w:val="both"/>
-        <w:rPr>
-          <w:rFonts w:ascii="Arial" w:eastAsia="Arial" w:hAnsi="Arial" w:cs="Arial"/>
-          <w:sz w:val="24"/>
-          <w:szCs w:val="24"/>
-        </w:rPr>
-      </w:pPr>
-      <w:r>
-        <w:rPr>
-          <w:rFonts w:ascii="Arial" w:eastAsia="Arial" w:hAnsi="Arial" w:cs="Arial"/>
-          <w:sz w:val="24"/>
-          <w:szCs w:val="24"/>
-        </w:rPr>
-        <w:t xml:space="preserve">Relatório parcial de atividades extensionistas, apresentado à disciplina de Práticas de Extensão V, do curso de Bacharelado em Ciência da Computação do Instituto Federal do Paraná Campus Pinhais, sob a orientação da professora Lauriana Paludo.</w:t>
-      </w:r>
+        </w:rPr>
+      </w:pPr>
     </w:p>
     <w:p>
       <w:pPr>
@@ -566,84 +558,6 @@
     </w:p>
     <w:p>
       <w:pPr>
-        <w:jc w:val="center"/>
-        <w:rPr>
-          <w:rFonts w:ascii="Arial" w:eastAsia="Arial" w:hAnsi="Arial" w:cs="Arial"/>
-          <w:b/>
-          <w:bCs/>
-        </w:rPr>
-      </w:pPr>
-    </w:p>
-    <w:p>
-      <w:pPr>
-        <w:jc w:val="center"/>
-        <w:rPr>
-          <w:rFonts w:ascii="Arial" w:eastAsia="Arial" w:hAnsi="Arial" w:cs="Arial"/>
-          <w:b/>
-          <w:bCs/>
-        </w:rPr>
-      </w:pPr>
-    </w:p>
-    <w:p>
-      <w:pPr>
-        <w:rPr>
-          <w:rFonts w:ascii="Arial" w:eastAsia="Arial" w:hAnsi="Arial" w:cs="Arial"/>
-          <w:b/>
-          <w:bCs/>
-        </w:rPr>
-      </w:pPr>
-    </w:p>
-    <w:p>
-      <w:pPr>
-        <w:jc w:val="center"/>
-        <w:rPr>
-          <w:rFonts w:ascii="Arial" w:eastAsia="Arial" w:hAnsi="Arial" w:cs="Arial"/>
-          <w:b/>
-          <w:bCs/>
-        </w:rPr>
-      </w:pPr>
-    </w:p>
-    <w:p>
-      <w:pPr>
-        <w:jc w:val="center"/>
-        <w:rPr>
-          <w:rFonts w:ascii="Arial" w:eastAsia="Arial" w:hAnsi="Arial" w:cs="Arial"/>
-          <w:b/>
-          <w:bCs/>
-        </w:rPr>
-      </w:pPr>
-    </w:p>
-    <w:p>
-      <w:pPr>
-        <w:jc w:val="center"/>
-        <w:rPr>
-          <w:rFonts w:ascii="Arial" w:eastAsia="Arial" w:hAnsi="Arial" w:cs="Arial"/>
-          <w:b/>
-          <w:bCs/>
-        </w:rPr>
-      </w:pPr>
-    </w:p>
-    <w:p>
-      <w:pPr>
-        <w:rPr>
-          <w:rFonts w:ascii="Arial" w:eastAsia="Arial" w:hAnsi="Arial" w:cs="Arial"/>
-          <w:b/>
-          <w:bCs/>
-        </w:rPr>
-      </w:pPr>
-    </w:p>
-    <w:p>
-      <w:pPr>
-        <w:jc w:val="center"/>
-        <w:rPr>
-          <w:rFonts w:ascii="Arial" w:eastAsia="Arial" w:hAnsi="Arial" w:cs="Arial"/>
-          <w:b/>
-          <w:bCs/>
-        </w:rPr>
-      </w:pPr>
-    </w:p>
-    <w:p>
-      <w:pPr>
         <w:spacing w:after="0" w:line="360" w:lineRule="auto"/>
         <w:jc w:val="center"/>
         <w:rPr>
@@ -682,6 +596,7 @@
     </w:p>
     <w:p>
       <w:pPr>
+        <w:pageBreakBefore/>
         <w:spacing w:line="360" w:lineRule="auto"/>
         <w:jc w:val="center"/>
         <w:rPr>
@@ -1072,7 +987,7 @@
           <w:sz w:val="24"/>
           <w:szCs w:val="24"/>
         </w:rPr>
-        <w:t xml:space="preserve">O registro parcial serve para verificar o que já foi cumprido do plano de monitoria e para ajustar a atuação no restante do semestre. Isso importa porque a fase de desenvolvimento do projeto, que é a que mais depende de apoio técnico às equipes, começa na semana 10.</w:t>
+        <w:t xml:space="preserve">O registro parcial serve para verificar o que já foi cumprido do plano de monitoria e ajustar a atuação antes da fase de desenvolvimento do projeto, que começa na semana 10 e é a que mais depende de apoio técnico às equipes.</w:t>
       </w:r>
     </w:p>
     <w:p>
@@ -1260,7 +1175,7 @@
           <w:sz w:val="24"/>
           <w:szCs w:val="24"/>
         </w:rPr>
-        <w:t xml:space="preserve">No bimestre, a monitoria envolveu acompanhamento de aulas, apoio na avaliação de apresentações, revisão de materiais didáticos e apoio ao minicurso de Azure da SciTec. Cada atividade é descrita a seguir.</w:t>
+        <w:t xml:space="preserve">No bimestre, a monitoria ficou concentrada em acompanhar parte das aulas, apoiar a professora nas avaliações e revisar materiais didáticos. Fora da disciplina, também participei dos testes de um minicurso de Azure para a SciTec.</w:t>
       </w:r>
     </w:p>
     <w:p>
@@ -1552,7 +1467,7 @@
           <w:sz w:val="24"/>
           <w:szCs w:val="24"/>
         </w:rPr>
-        <w:t xml:space="preserve">Comparando com o plano, a presença em aula ficou abaixo do previsto no cronograma. O apoio direto à docente, com revisão de materiais e acompanhamento das avaliações, ocupou boa parte da carga horária do bimestre. As atividades desse tipo estão entre as atribuições do monitor, mas o acompanhamento técnico das equipes, que o plano coloca no centro da monitoria, precisa ganhar mais espaço.</w:t>
+        <w:t xml:space="preserve">Comparando com o plano, a presença em aula ficou abaixo do previsto no cronograma, e a maior parte da carga horária foi para o apoio à docente, na revisão de materiais e nas avaliações. Essas tarefas fazem parte das atribuições do monitor. O acompanhamento das equipes no projeto integrador, por outro lado, teve pouco espaço no bimestre, e é o que mais vai ser necessário daqui em diante.</w:t>
       </w:r>
     </w:p>
     <w:p>
@@ -1734,7 +1649,7 @@
           <w:sz w:val="24"/>
           <w:szCs w:val="24"/>
         </w:rPr>
-        <w:t xml:space="preserve">Para a minha formação, a monitoria me faz rever processos ágeis, versionamento e testes de outro jeito, porque explicar um assunto para outra pessoa exige entendê-lo melhor do que resolver um exercício sobre ele. Os testes do minicurso na SciTec também me deram contato prático com uma plataforma de nuvem.</w:t>
+        <w:t xml:space="preserve">Para a minha formação, a monitoria me fez voltar a conteúdos como processos ágeis, versionamento e testes, desta vez tendo que explicá-los para colegas. Nos testes do minicurso da SciTec, tive contato prático com o Azure.</w:t>
       </w:r>
     </w:p>
     <w:p>
@@ -1756,7 +1671,7 @@
           <w:sz w:val="24"/>
           <w:szCs w:val="24"/>
         </w:rPr>
-        <w:t xml:space="preserve">O ponto a melhorar é a presença em sala, que passa a pesar mais agora que as equipes entram na fase de codificação.</w:t>
+        <w:t xml:space="preserve">Para o próximo bimestre, a prioridade é estar mais presente nas aulas, já que as equipes entram na fase de codificação e boa parte das dúvidas técnicas aparece em sala.</w:t>
       </w:r>
     </w:p>
     <w:p>
